--- a/03_Outputs/final scripts/pt/Module 6/6.3.0-pt.docx
+++ b/03_Outputs/final scripts/pt/Module 6/6.3.0-pt.docx
@@ -14,7 +14,7 @@
     </w:p>
     <w:p>
       <w:r>
-        <w:t xml:space="preserve">Começaremos mapeando os riscos. O calor extremo pode reduzir a eficiência das usinas de energia, sobrecarregar as redes durante picos de demanda e estressar as linhas de transmissão. Inundações, tempestades e o aumento do nível do mar ameaçam refinarias costeiras, oleodutos e usinas de energia. Secas podem reduzir a produção hidrelétrica e a água de resfriamento para usinas térmicas. Ao examinar esses riscos físicos juntos, veremos onde os sistemas de energia são mais vulneráveis.  </w:t>
+        <w:t xml:space="preserve">Começaremos mapeando os riscos. O calor extremo pode reduzir a eficiência das usinas de energia, sobrecarregar as redes durante picos de demanda e estressar as linhas de transmissão. Inundações, tempestades e o aumento do nível do mar ameaçam refinarias costeiras, oleodutos e usinas de energia. Secas podem reduzir a produção de energia hidrelétrica e a água de resfriamento para usinas térmicas. Ao examinar esses riscos físicos juntos, veremos onde os sistemas de energia são mais vulneráveis.  </w:t>
       </w:r>
     </w:p>
     <w:p>
@@ -30,7 +30,7 @@
     <w:p/>
     <w:p>
       <w:r>
-        <w:t xml:space="preserve">Por fim, examinaremos a necessidade de coerência política, coordenação intersetorial e colaboração. Os Planos Nacionais de Adaptação devem integrar as prioridades do setor de energia, e as estratégias energéticas devem antecipar futuros perigos climáticos. Alinhar orçamentos, fluxos de financiamento climático, esquemas de seguro e títulos de resiliência sob uma única estrutura evita fragmentação e fornece um sinal claro para investidores, concessionárias e comunidades. Igualmente importante, essa coordenação deve incluir as vozes dos grupos vulneráveis para garantir que as medidas de adaptação sejam justas, inclusivas e eficazes.  </w:t>
+        <w:t xml:space="preserve">Por fim, examinaremos a necessidade de coerência política, coordenação intersetorial e colaboração. Os Planos Nacionais de Adaptação devem integrar as prioridades do setor de energia, e as estratégias energéticas devem antecipar futuros perigos climáticos. Alinhar orçamentos, fluxos de financiamento climático, esquemas de seguro e títulos de resiliência sob uma estrutura única evita fragmentação e fornece um sinal claro para investidores, concessionárias e comunidades. Igualmente importante, essa coordenação deve incluir as vozes dos grupos vulneráveis para garantir que as medidas de adaptação sejam justas, inclusivas e eficazes.  </w:t>
       </w:r>
     </w:p>
     <w:p>
